--- a/Fase 1/2.Evidencias Grupales/1.5_GuiaEstudiante_Fase 1_Definicion Proyecto APT.docx
+++ b/Fase 1/2.Evidencias Grupales/1.5_GuiaEstudiante_Fase 1_Definicion Proyecto APT.docx
@@ -911,7 +911,7 @@
               <w:rPr>
                 <w:rtl w:val="0"/>
               </w:rPr>
-              <w:t xml:space="preserve">LifeBetter AIoT consiste en una solución de software de arquitectura distribuida (Python, Django REST Framework, PostgreSQL) diseñada para centralizar y automatizar la gestión inmobiliaria. Para los residentes, ofrece autogestión de cobros y pagos con Transbank Webpay Plus, reservas de áreas comunes, generación de códigos QR temporales para visitas, notificaciones de acceso vehicular detectadas por cámara, foro comunitario y canal de sugerencias/reclamos. En conserjería, permite el escaneo/validación de QR mediante app móvil, reemplaza libros de papel con una bitácora digital y monitorea cámaras de seguridad. Para la administración, provee un panel gerencial multi-condominio con estado de ocupación de departamentos, cálculo automático de gastos comunes, dashboards de recaudación y reportes contables. El ecosistema se potencia con un prototipo AIoT de visión artificial para detección de patentes vehiculares en tiempo real y un asistente de IA Generativa (RAG) para resolver dudas sobre reglamentos internos de copropiedad.</w:t>
+              <w:t xml:space="preserve">LifeBetter AIoT </w:t>
             </w:r>
           </w:p>
         </w:tc>
@@ -1650,8 +1650,6 @@
           </w:tcPr>
           <w:p>
             <w:pPr>
-              <w:spacing w:line="276" w:lineRule="auto"/>
-              <w:jc w:val="both"/>
               <w:rPr/>
             </w:pPr>
             <w:r>
@@ -2071,7 +2069,7 @@
               <w:rPr>
                 <w:rtl w:val="0"/>
               </w:rPr>
-              <w:t xml:space="preserve"> Permite orquestar el ciclo de desarrollo aplicando el marco ágil Scrum, evaluando alternativas técnicas, definiendo la división del trabajo entre módulos web, móviles y hardware, y administrando el backlog para garantizar la entrega del MVP en los plazos académicos y operacionales establecidos.</w:t>
+              <w:t xml:space="preserve"> Permite orquestar el ciclo de desarrollo aplicando el marco incremental, evaluando alternativas técnicas, definiendo la división del trabajo entre módulos web, móviles y hardware, y administrando el backlog para garantizar la entrega del MVP en los plazos académicos y operacionales establecidos.</w:t>
             </w:r>
           </w:p>
           <w:p>
@@ -2359,7 +2357,7 @@
               <w:rPr>
                 <w:rtl w:val="0"/>
               </w:rPr>
-              <w:t xml:space="preserve"> Al abordar el proyecto en un equipo de dos personas, fortalecemos habilidades de coordinación técnica y metodologías ágiles (Scrum), distribuyendo de forma estructurada los frentes de arquitectura, documentación técnica, desarrollo Full-Stack y aseguramiento de calidad (QA).</w:t>
+              <w:t xml:space="preserve"> Al abordar el proyecto en un equipo de dos personas, fortalecemos habilidades de coordinación técnica y metodología incremental, distribuyendo de forma estructurada los frentes de arquitectura, documentación técnica, desarrollo Full-Stack y aseguramiento de calidad (QA) en cada entrega.</w:t>
             </w:r>
           </w:p>
           <w:p>
@@ -2507,7 +2505,7 @@
               <w:rPr>
                 <w:rtl w:val="0"/>
               </w:rPr>
-              <w:t xml:space="preserve"> Para optimizar los tiempos, el equipo de dos integrantes divide sus responsabilidades de forma paralela: un integrante lidera la arquitectura de software, especificaciones técnicas, diseño de pruebas (QA) y documentación de ingeniería, mientras que el otro se enfoca en el desarrollo Full-Stack (Backend/DRF, Frontend, App Móvil), DevOps y la integración AIoT. Se utiliza el marco ágil Scrum con sprints de entregas incrementales para validar hitos semana a semana.</w:t>
+              <w:t xml:space="preserve"> Para optimizar los tiempos, el equipo de dos integrantes divide sus responsabilidades de forma paralela: un integrante lidera la arquitectura de software, especificaciones técnicas, diseño de pruebas (QA) y documentación de ingeniería, mientras que el otro se enfoca en el desarrollo Full-Stack (Backend/DRF, Frontend, App Móvil), DevOps y la integración AIoT. Se utiliza el marco incremental con entregas incrementales para validar hitos semana a semana.</w:t>
             </w:r>
           </w:p>
           <w:p>
@@ -3029,7 +3027,7 @@
                 <w:rtl w:val="0"/>
               </w:rPr>
               <w:br w:type="textWrapping"/>
-              <w:t xml:space="preserve">Desarrollar una plataforma integral e inteligente de gestión inmobiliaria y control de accesos (LifeBetter AIoT) mediante arquitectura web y móvil construida con Django REST Framework, PostgreSQL y tecnologías de visión computacional, para centralizar la administración financiera, digitalizar la trazabilidad operativa en portería y optimizar la convivencia en comunidades residenciales bajo la Ley N° 21.442.</w:t>
+              <w:t xml:space="preserve">Desarrollar e implementar la plataforma distribuida LifeBetter AIoT para automatizar, transparentar y optimizar la gestión financiera, administrativa y el control de accesos en comunidades residenciales, con el fin de erradicar las ineficiencias de las planillas manuales, eliminar los cuellos de botella en conserjería y garantizar la trazabilidad contable bajo la Ley N° 21.442, mediante un ecosistema digital desacoplado compuesto por un backend SaaS (Python/Django REST Framework), una base de datos PostgreSQL Multi-Tenant, una aplicación móvil nativa (React Native/Expo) con pases QR dinámicos, hardware AIoT de visión computacional para lectura de patentes y un asistente de IA Generativa (RAG).</w:t>
             </w:r>
           </w:p>
         </w:tc>
